--- a/docs/AXI_Handshake.docx
+++ b/docs/AXI_Handshake.docx
@@ -63,31 +63,20 @@
     </w:p>
     <w:tbl>
       <w:tblPr>
+        <w:tblStyle w:val="TableGrid"/>
         <w:tblW w:w="0" w:type="auto"/>
-        <w:tblCellSpacing w:w="15" w:type="dxa"/>
-        <w:tblCellMar>
-          <w:top w:w="15" w:type="dxa"/>
-          <w:left w:w="15" w:type="dxa"/>
-          <w:bottom w:w="15" w:type="dxa"/>
-          <w:right w:w="15" w:type="dxa"/>
-        </w:tblCellMar>
         <w:tblLook w:val="04A0" w:firstRow="1" w:lastRow="0" w:firstColumn="1" w:lastColumn="0" w:noHBand="0" w:noVBand="1"/>
       </w:tblPr>
       <w:tblGrid>
-        <w:gridCol w:w="1476"/>
-        <w:gridCol w:w="1454"/>
-        <w:gridCol w:w="2832"/>
-        <w:gridCol w:w="2847"/>
+        <w:gridCol w:w="1595"/>
+        <w:gridCol w:w="1587"/>
+        <w:gridCol w:w="2911"/>
+        <w:gridCol w:w="2923"/>
       </w:tblGrid>
       <w:tr>
-        <w:trPr>
-          <w:tblHeader/>
-          <w:tblCellSpacing w:w="15" w:type="dxa"/>
-        </w:trPr>
-        <w:tc>
-          <w:tcPr>
-            <w:tcW w:w="0" w:type="auto"/>
-            <w:vAlign w:val="center"/>
+        <w:tc>
+          <w:tcPr>
+            <w:tcW w:w="0" w:type="auto"/>
             <w:hideMark/>
           </w:tcPr>
           <w:p>
@@ -109,7 +98,6 @@
         <w:tc>
           <w:tcPr>
             <w:tcW w:w="0" w:type="auto"/>
-            <w:vAlign w:val="center"/>
             <w:hideMark/>
           </w:tcPr>
           <w:p>
@@ -131,7 +119,6 @@
         <w:tc>
           <w:tcPr>
             <w:tcW w:w="0" w:type="auto"/>
-            <w:vAlign w:val="center"/>
             <w:hideMark/>
           </w:tcPr>
           <w:p>
@@ -153,7 +140,6 @@
         <w:tc>
           <w:tcPr>
             <w:tcW w:w="0" w:type="auto"/>
-            <w:vAlign w:val="center"/>
             <w:hideMark/>
           </w:tcPr>
           <w:p>
@@ -174,13 +160,9 @@
         </w:tc>
       </w:tr>
       <w:tr>
-        <w:trPr>
-          <w:tblCellSpacing w:w="15" w:type="dxa"/>
-        </w:trPr>
-        <w:tc>
-          <w:tcPr>
-            <w:tcW w:w="0" w:type="auto"/>
-            <w:vAlign w:val="center"/>
+        <w:tc>
+          <w:tcPr>
+            <w:tcW w:w="0" w:type="auto"/>
             <w:hideMark/>
           </w:tcPr>
           <w:p>
@@ -192,7 +174,6 @@
         <w:tc>
           <w:tcPr>
             <w:tcW w:w="0" w:type="auto"/>
-            <w:vAlign w:val="center"/>
             <w:hideMark/>
           </w:tcPr>
           <w:p>
@@ -204,7 +185,6 @@
         <w:tc>
           <w:tcPr>
             <w:tcW w:w="0" w:type="auto"/>
-            <w:vAlign w:val="center"/>
             <w:hideMark/>
           </w:tcPr>
           <w:p>
@@ -216,7 +196,6 @@
         <w:tc>
           <w:tcPr>
             <w:tcW w:w="0" w:type="auto"/>
-            <w:vAlign w:val="center"/>
             <w:hideMark/>
           </w:tcPr>
           <w:p>
@@ -227,13 +206,9 @@
         </w:tc>
       </w:tr>
       <w:tr>
-        <w:trPr>
-          <w:tblCellSpacing w:w="15" w:type="dxa"/>
-        </w:trPr>
-        <w:tc>
-          <w:tcPr>
-            <w:tcW w:w="0" w:type="auto"/>
-            <w:vAlign w:val="center"/>
+        <w:tc>
+          <w:tcPr>
+            <w:tcW w:w="0" w:type="auto"/>
             <w:hideMark/>
           </w:tcPr>
           <w:p>
@@ -245,7 +220,6 @@
         <w:tc>
           <w:tcPr>
             <w:tcW w:w="0" w:type="auto"/>
-            <w:vAlign w:val="center"/>
             <w:hideMark/>
           </w:tcPr>
           <w:p>
@@ -257,7 +231,6 @@
         <w:tc>
           <w:tcPr>
             <w:tcW w:w="0" w:type="auto"/>
-            <w:vAlign w:val="center"/>
             <w:hideMark/>
           </w:tcPr>
           <w:p>
@@ -269,7 +242,6 @@
         <w:tc>
           <w:tcPr>
             <w:tcW w:w="0" w:type="auto"/>
-            <w:vAlign w:val="center"/>
             <w:hideMark/>
           </w:tcPr>
           <w:p>
@@ -280,13 +252,9 @@
         </w:tc>
       </w:tr>
       <w:tr>
-        <w:trPr>
-          <w:tblCellSpacing w:w="15" w:type="dxa"/>
-        </w:trPr>
-        <w:tc>
-          <w:tcPr>
-            <w:tcW w:w="0" w:type="auto"/>
-            <w:vAlign w:val="center"/>
+        <w:tc>
+          <w:tcPr>
+            <w:tcW w:w="0" w:type="auto"/>
             <w:hideMark/>
           </w:tcPr>
           <w:p>
@@ -298,7 +266,6 @@
         <w:tc>
           <w:tcPr>
             <w:tcW w:w="0" w:type="auto"/>
-            <w:vAlign w:val="center"/>
             <w:hideMark/>
           </w:tcPr>
           <w:p>
@@ -310,7 +277,6 @@
         <w:tc>
           <w:tcPr>
             <w:tcW w:w="0" w:type="auto"/>
-            <w:vAlign w:val="center"/>
             <w:hideMark/>
           </w:tcPr>
           <w:p>
@@ -322,7 +288,6 @@
         <w:tc>
           <w:tcPr>
             <w:tcW w:w="0" w:type="auto"/>
-            <w:vAlign w:val="center"/>
             <w:hideMark/>
           </w:tcPr>
           <w:p>
@@ -333,13 +298,9 @@
         </w:tc>
       </w:tr>
       <w:tr>
-        <w:trPr>
-          <w:tblCellSpacing w:w="15" w:type="dxa"/>
-        </w:trPr>
-        <w:tc>
-          <w:tcPr>
-            <w:tcW w:w="0" w:type="auto"/>
-            <w:vAlign w:val="center"/>
+        <w:tc>
+          <w:tcPr>
+            <w:tcW w:w="0" w:type="auto"/>
             <w:hideMark/>
           </w:tcPr>
           <w:p>
@@ -351,7 +312,6 @@
         <w:tc>
           <w:tcPr>
             <w:tcW w:w="0" w:type="auto"/>
-            <w:vAlign w:val="center"/>
             <w:hideMark/>
           </w:tcPr>
           <w:p>
@@ -363,7 +323,6 @@
         <w:tc>
           <w:tcPr>
             <w:tcW w:w="0" w:type="auto"/>
-            <w:vAlign w:val="center"/>
             <w:hideMark/>
           </w:tcPr>
           <w:p>
@@ -375,7 +334,6 @@
         <w:tc>
           <w:tcPr>
             <w:tcW w:w="0" w:type="auto"/>
-            <w:vAlign w:val="center"/>
             <w:hideMark/>
           </w:tcPr>
           <w:p>
@@ -386,13 +344,9 @@
         </w:tc>
       </w:tr>
       <w:tr>
-        <w:trPr>
-          <w:tblCellSpacing w:w="15" w:type="dxa"/>
-        </w:trPr>
-        <w:tc>
-          <w:tcPr>
-            <w:tcW w:w="0" w:type="auto"/>
-            <w:vAlign w:val="center"/>
+        <w:tc>
+          <w:tcPr>
+            <w:tcW w:w="0" w:type="auto"/>
             <w:hideMark/>
           </w:tcPr>
           <w:p>
@@ -404,7 +358,6 @@
         <w:tc>
           <w:tcPr>
             <w:tcW w:w="0" w:type="auto"/>
-            <w:vAlign w:val="center"/>
             <w:hideMark/>
           </w:tcPr>
           <w:p>
@@ -416,7 +369,6 @@
         <w:tc>
           <w:tcPr>
             <w:tcW w:w="0" w:type="auto"/>
-            <w:vAlign w:val="center"/>
             <w:hideMark/>
           </w:tcPr>
           <w:p>
@@ -428,7 +380,6 @@
         <w:tc>
           <w:tcPr>
             <w:tcW w:w="0" w:type="auto"/>
-            <w:vAlign w:val="center"/>
             <w:hideMark/>
           </w:tcPr>
           <w:p>
@@ -598,30 +549,19 @@
     </w:p>
     <w:tbl>
       <w:tblPr>
+        <w:tblStyle w:val="TableGrid"/>
         <w:tblW w:w="0" w:type="auto"/>
-        <w:tblCellSpacing w:w="15" w:type="dxa"/>
-        <w:tblCellMar>
-          <w:top w:w="15" w:type="dxa"/>
-          <w:left w:w="15" w:type="dxa"/>
-          <w:bottom w:w="15" w:type="dxa"/>
-          <w:right w:w="15" w:type="dxa"/>
-        </w:tblCellMar>
         <w:tblLook w:val="04A0" w:firstRow="1" w:lastRow="0" w:firstColumn="1" w:lastColumn="0" w:noHBand="0" w:noVBand="1"/>
       </w:tblPr>
       <w:tblGrid>
-        <w:gridCol w:w="807"/>
-        <w:gridCol w:w="1291"/>
-        <w:gridCol w:w="3359"/>
+        <w:gridCol w:w="948"/>
+        <w:gridCol w:w="1447"/>
+        <w:gridCol w:w="3500"/>
       </w:tblGrid>
       <w:tr>
-        <w:trPr>
-          <w:tblHeader/>
-          <w:tblCellSpacing w:w="15" w:type="dxa"/>
-        </w:trPr>
-        <w:tc>
-          <w:tcPr>
-            <w:tcW w:w="0" w:type="auto"/>
-            <w:vAlign w:val="center"/>
+        <w:tc>
+          <w:tcPr>
+            <w:tcW w:w="0" w:type="auto"/>
             <w:hideMark/>
           </w:tcPr>
           <w:p>
@@ -643,7 +583,6 @@
         <w:tc>
           <w:tcPr>
             <w:tcW w:w="0" w:type="auto"/>
-            <w:vAlign w:val="center"/>
             <w:hideMark/>
           </w:tcPr>
           <w:p>
@@ -665,7 +604,6 @@
         <w:tc>
           <w:tcPr>
             <w:tcW w:w="0" w:type="auto"/>
-            <w:vAlign w:val="center"/>
             <w:hideMark/>
           </w:tcPr>
           <w:p>
@@ -686,13 +624,9 @@
         </w:tc>
       </w:tr>
       <w:tr>
-        <w:trPr>
-          <w:tblCellSpacing w:w="15" w:type="dxa"/>
-        </w:trPr>
-        <w:tc>
-          <w:tcPr>
-            <w:tcW w:w="0" w:type="auto"/>
-            <w:vAlign w:val="center"/>
+        <w:tc>
+          <w:tcPr>
+            <w:tcW w:w="0" w:type="auto"/>
             <w:hideMark/>
           </w:tcPr>
           <w:p>
@@ -704,7 +638,6 @@
         <w:tc>
           <w:tcPr>
             <w:tcW w:w="0" w:type="auto"/>
-            <w:vAlign w:val="center"/>
             <w:hideMark/>
           </w:tcPr>
           <w:p>
@@ -716,7 +649,6 @@
         <w:tc>
           <w:tcPr>
             <w:tcW w:w="0" w:type="auto"/>
-            <w:vAlign w:val="center"/>
             <w:hideMark/>
           </w:tcPr>
           <w:p>
@@ -727,25 +659,23 @@
         </w:tc>
       </w:tr>
       <w:tr>
-        <w:trPr>
-          <w:tblCellSpacing w:w="15" w:type="dxa"/>
-        </w:trPr>
-        <w:tc>
-          <w:tcPr>
-            <w:tcW w:w="0" w:type="auto"/>
-            <w:vAlign w:val="center"/>
-            <w:hideMark/>
-          </w:tcPr>
-          <w:p>
-            <w:r>
-              <w:t>0x04</w:t>
-            </w:r>
-          </w:p>
-        </w:tc>
-        <w:tc>
-          <w:tcPr>
-            <w:tcW w:w="0" w:type="auto"/>
-            <w:vAlign w:val="center"/>
+        <w:tc>
+          <w:tcPr>
+            <w:tcW w:w="0" w:type="auto"/>
+            <w:hideMark/>
+          </w:tcPr>
+          <w:p>
+            <w:r>
+              <w:t>0x</w:t>
+            </w:r>
+            <w:r>
+              <w:t>10</w:t>
+            </w:r>
+          </w:p>
+        </w:tc>
+        <w:tc>
+          <w:tcPr>
+            <w:tcW w:w="0" w:type="auto"/>
             <w:hideMark/>
           </w:tcPr>
           <w:p>
@@ -757,7 +687,6 @@
         <w:tc>
           <w:tcPr>
             <w:tcW w:w="0" w:type="auto"/>
-            <w:vAlign w:val="center"/>
             <w:hideMark/>
           </w:tcPr>
           <w:p>
@@ -768,26 +697,23 @@
         </w:tc>
       </w:tr>
       <w:tr>
-        <w:trPr>
-          <w:tblCellSpacing w:w="15" w:type="dxa"/>
-        </w:trPr>
-        <w:tc>
-          <w:tcPr>
-            <w:tcW w:w="0" w:type="auto"/>
-            <w:vAlign w:val="center"/>
-            <w:hideMark/>
-          </w:tcPr>
-          <w:p>
-            <w:r>
-              <w:lastRenderedPageBreak/>
-              <w:t>0x08</w:t>
-            </w:r>
-          </w:p>
-        </w:tc>
-        <w:tc>
-          <w:tcPr>
-            <w:tcW w:w="0" w:type="auto"/>
-            <w:vAlign w:val="center"/>
+        <w:tc>
+          <w:tcPr>
+            <w:tcW w:w="0" w:type="auto"/>
+            <w:hideMark/>
+          </w:tcPr>
+          <w:p>
+            <w:r>
+              <w:t>0x</w:t>
+            </w:r>
+            <w:r>
+              <w:t>80</w:t>
+            </w:r>
+          </w:p>
+        </w:tc>
+        <w:tc>
+          <w:tcPr>
+            <w:tcW w:w="0" w:type="auto"/>
             <w:hideMark/>
           </w:tcPr>
           <w:p>
@@ -799,7 +725,6 @@
         <w:tc>
           <w:tcPr>
             <w:tcW w:w="0" w:type="auto"/>
-            <w:vAlign w:val="center"/>
             <w:hideMark/>
           </w:tcPr>
           <w:p>
@@ -810,13 +735,9 @@
         </w:tc>
       </w:tr>
       <w:tr>
-        <w:trPr>
-          <w:tblCellSpacing w:w="15" w:type="dxa"/>
-        </w:trPr>
-        <w:tc>
-          <w:tcPr>
-            <w:tcW w:w="0" w:type="auto"/>
-            <w:vAlign w:val="center"/>
+        <w:tc>
+          <w:tcPr>
+            <w:tcW w:w="0" w:type="auto"/>
             <w:hideMark/>
           </w:tcPr>
           <w:p>
@@ -828,7 +749,6 @@
         <w:tc>
           <w:tcPr>
             <w:tcW w:w="0" w:type="auto"/>
-            <w:vAlign w:val="center"/>
             <w:hideMark/>
           </w:tcPr>
           <w:p>
@@ -840,7 +760,6 @@
         <w:tc>
           <w:tcPr>
             <w:tcW w:w="0" w:type="auto"/>
-            <w:vAlign w:val="center"/>
             <w:hideMark/>
           </w:tcPr>
           <w:p>
@@ -876,30 +795,19 @@
     </w:p>
     <w:tbl>
       <w:tblPr>
+        <w:tblStyle w:val="TableGrid"/>
         <w:tblW w:w="0" w:type="auto"/>
-        <w:tblCellSpacing w:w="15" w:type="dxa"/>
-        <w:tblCellMar>
-          <w:top w:w="15" w:type="dxa"/>
-          <w:left w:w="15" w:type="dxa"/>
-          <w:bottom w:w="15" w:type="dxa"/>
-          <w:right w:w="15" w:type="dxa"/>
-        </w:tblCellMar>
         <w:tblLook w:val="04A0" w:firstRow="1" w:lastRow="0" w:firstColumn="1" w:lastColumn="0" w:noHBand="0" w:noVBand="1"/>
       </w:tblPr>
       <w:tblGrid>
-        <w:gridCol w:w="574"/>
-        <w:gridCol w:w="867"/>
-        <w:gridCol w:w="2911"/>
+        <w:gridCol w:w="715"/>
+        <w:gridCol w:w="1023"/>
+        <w:gridCol w:w="3052"/>
       </w:tblGrid>
       <w:tr>
-        <w:trPr>
-          <w:tblHeader/>
-          <w:tblCellSpacing w:w="15" w:type="dxa"/>
-        </w:trPr>
-        <w:tc>
-          <w:tcPr>
-            <w:tcW w:w="0" w:type="auto"/>
-            <w:vAlign w:val="center"/>
+        <w:tc>
+          <w:tcPr>
+            <w:tcW w:w="0" w:type="auto"/>
             <w:hideMark/>
           </w:tcPr>
           <w:p>
@@ -914,6 +822,7 @@
                 <w:b/>
                 <w:bCs/>
               </w:rPr>
+              <w:lastRenderedPageBreak/>
               <w:t>Code</w:t>
             </w:r>
           </w:p>
@@ -921,7 +830,6 @@
         <w:tc>
           <w:tcPr>
             <w:tcW w:w="0" w:type="auto"/>
-            <w:vAlign w:val="center"/>
             <w:hideMark/>
           </w:tcPr>
           <w:p>
@@ -943,7 +851,6 @@
         <w:tc>
           <w:tcPr>
             <w:tcW w:w="0" w:type="auto"/>
-            <w:vAlign w:val="center"/>
             <w:hideMark/>
           </w:tcPr>
           <w:p>
@@ -964,13 +871,9 @@
         </w:tc>
       </w:tr>
       <w:tr>
-        <w:trPr>
-          <w:tblCellSpacing w:w="15" w:type="dxa"/>
-        </w:trPr>
-        <w:tc>
-          <w:tcPr>
-            <w:tcW w:w="0" w:type="auto"/>
-            <w:vAlign w:val="center"/>
+        <w:tc>
+          <w:tcPr>
+            <w:tcW w:w="0" w:type="auto"/>
             <w:hideMark/>
           </w:tcPr>
           <w:p>
@@ -982,7 +885,6 @@
         <w:tc>
           <w:tcPr>
             <w:tcW w:w="0" w:type="auto"/>
-            <w:vAlign w:val="center"/>
             <w:hideMark/>
           </w:tcPr>
           <w:p>
@@ -994,7 +896,6 @@
         <w:tc>
           <w:tcPr>
             <w:tcW w:w="0" w:type="auto"/>
-            <w:vAlign w:val="center"/>
             <w:hideMark/>
           </w:tcPr>
           <w:p>
@@ -1005,13 +906,9 @@
         </w:tc>
       </w:tr>
       <w:tr>
-        <w:trPr>
-          <w:tblCellSpacing w:w="15" w:type="dxa"/>
-        </w:trPr>
-        <w:tc>
-          <w:tcPr>
-            <w:tcW w:w="0" w:type="auto"/>
-            <w:vAlign w:val="center"/>
+        <w:tc>
+          <w:tcPr>
+            <w:tcW w:w="0" w:type="auto"/>
             <w:hideMark/>
           </w:tcPr>
           <w:p>
@@ -1023,7 +920,6 @@
         <w:tc>
           <w:tcPr>
             <w:tcW w:w="0" w:type="auto"/>
-            <w:vAlign w:val="center"/>
             <w:hideMark/>
           </w:tcPr>
           <w:p>
@@ -1035,7 +931,6 @@
         <w:tc>
           <w:tcPr>
             <w:tcW w:w="0" w:type="auto"/>
-            <w:vAlign w:val="center"/>
             <w:hideMark/>
           </w:tcPr>
           <w:p>
@@ -1046,13 +941,9 @@
         </w:tc>
       </w:tr>
       <w:tr>
-        <w:trPr>
-          <w:tblCellSpacing w:w="15" w:type="dxa"/>
-        </w:trPr>
-        <w:tc>
-          <w:tcPr>
-            <w:tcW w:w="0" w:type="auto"/>
-            <w:vAlign w:val="center"/>
+        <w:tc>
+          <w:tcPr>
+            <w:tcW w:w="0" w:type="auto"/>
             <w:hideMark/>
           </w:tcPr>
           <w:p>
@@ -1064,7 +955,6 @@
         <w:tc>
           <w:tcPr>
             <w:tcW w:w="0" w:type="auto"/>
-            <w:vAlign w:val="center"/>
             <w:hideMark/>
           </w:tcPr>
           <w:p>
@@ -1076,7 +966,6 @@
         <w:tc>
           <w:tcPr>
             <w:tcW w:w="0" w:type="auto"/>
-            <w:vAlign w:val="center"/>
             <w:hideMark/>
           </w:tcPr>
           <w:p>
@@ -1210,7 +1099,10 @@
       <w:proofErr w:type="spellEnd"/>
       <w:proofErr w:type="gramEnd"/>
       <w:r>
-        <w:t>(0x04</w:t>
+        <w:t>(0x</w:t>
+      </w:r>
+      <w:r>
+        <w:t>10</w:t>
       </w:r>
       <w:proofErr w:type="gramStart"/>
       <w:r>
@@ -1263,7 +1155,10 @@
       <w:proofErr w:type="spellEnd"/>
       <w:proofErr w:type="gramEnd"/>
       <w:r>
-        <w:t>(0x08</w:t>
+        <w:t>(0x</w:t>
+      </w:r>
+      <w:r>
+        <w:t>80</w:t>
       </w:r>
       <w:proofErr w:type="gramStart"/>
       <w:r>
@@ -1454,7 +1349,6 @@
         </w:numPr>
       </w:pPr>
       <w:r>
-        <w:lastRenderedPageBreak/>
         <w:t>axi_lite_monitor.cpp – C++ monitor for responses and coverage</w:t>
       </w:r>
     </w:p>
@@ -2392,6 +2286,7 @@
   <w:style w:type="character" w:default="1" w:styleId="DefaultParagraphFont">
     <w:name w:val="Default Paragraph Font"/>
     <w:uiPriority w:val="1"/>
+    <w:semiHidden/>
     <w:unhideWhenUsed/>
   </w:style>
   <w:style w:type="table" w:default="1" w:styleId="TableNormal">
@@ -2704,6 +2599,25 @@
       <w:color w:val="2F5496" w:themeColor="accent1" w:themeShade="BF"/>
       <w:spacing w:val="5"/>
     </w:rPr>
+  </w:style>
+  <w:style w:type="table" w:styleId="TableGrid">
+    <w:name w:val="Table Grid"/>
+    <w:basedOn w:val="TableNormal"/>
+    <w:uiPriority w:val="39"/>
+    <w:rsid w:val="00346B30"/>
+    <w:pPr>
+      <w:spacing w:after="0" w:line="240" w:lineRule="auto"/>
+    </w:pPr>
+    <w:tblPr>
+      <w:tblBorders>
+        <w:top w:val="single" w:sz="4" w:space="0" w:color="auto"/>
+        <w:left w:val="single" w:sz="4" w:space="0" w:color="auto"/>
+        <w:bottom w:val="single" w:sz="4" w:space="0" w:color="auto"/>
+        <w:right w:val="single" w:sz="4" w:space="0" w:color="auto"/>
+        <w:insideH w:val="single" w:sz="4" w:space="0" w:color="auto"/>
+        <w:insideV w:val="single" w:sz="4" w:space="0" w:color="auto"/>
+      </w:tblBorders>
+    </w:tblPr>
   </w:style>
 </w:styles>
 </file>
